--- a/spa/docx/23.content.docx
+++ b/spa/docx/23.content.docx
@@ -19,7 +19,7 @@
         <w:rPr>
           <w:lang w:val="es_ES" w:bidi="es_ES"/>
         </w:rPr>
-        <w:t>Resource: Notas de Estudio - Introducciones a los Libros (Tyndale)</w:t>
+        <w:t>Resource: Tyndale Open Study Notes</w:t>
       </w:r>
       <w:r>
         <w:rPr>
@@ -112,7 +112,7 @@
         <w:rPr>
           <w:lang w:val="es_ES" w:bidi="es_ES"/>
         </w:rPr>
-        <w:t>Notas de Estudio - Introducciones a los Libros (Tyndale)</w:t>
+        <w:t>Tyndale Open Study Notes</w:t>
       </w:r>
     </w:p>
     <w:p>

--- a/spa/docx/23.content.docx
+++ b/spa/docx/23.content.docx
@@ -19,7 +19,7 @@
         <w:rPr>
           <w:lang w:val="es_ES" w:bidi="es_ES"/>
         </w:rPr>
-        <w:t>Resource: Tyndale Open Study Notes</w:t>
+        <w:t>Resource: Aquifer Open Study Notes (Book Intros)</w:t>
       </w:r>
       <w:r>
         <w:rPr>
@@ -112,7 +112,7 @@
         <w:rPr>
           <w:lang w:val="es_ES" w:bidi="es_ES"/>
         </w:rPr>
-        <w:t>Tyndale Open Study Notes</w:t>
+        <w:t>Aquifer Open Study Notes (Book Intros)</w:t>
       </w:r>
     </w:p>
     <w:p>

--- a/spa/docx/23.content.docx
+++ b/spa/docx/23.content.docx
@@ -272,36 +272,24 @@
         </w:rPr>
         <w:t>Mientras el rey Uzías de Judá aún vivía, Judá pudo ignorar la crisis. En general, Uzías fue un rey bueno y eficaz, tenía un ejército fuerte (</w:t>
       </w:r>
-      <w:hyperlink r:id="rId13">
-        <w:r>
-          <w:rPr>
-            <w:lang w:val="es_ES" w:bidi="es_ES"/>
-          </w:rPr>
-          <w:rPr>
-            <w:color w:val="0000EE"/>
-            <w:u w:val="single"/>
-          </w:rPr>
-          <w:t>2 Cro 26:11–15</w:t>
-        </w:r>
-      </w:hyperlink>
+      <w:r>
+        <w:rPr>
+          <w:lang w:val="es_ES" w:bidi="es_ES"/>
+        </w:rPr>
+        <w:t>2 Cro 26:11–15</w:t>
+      </w:r>
       <w:r>
         <w:rPr>
           <w:lang w:val="es_ES" w:bidi="es_ES"/>
         </w:rPr>
         <w:t>), y su pueblo esperaba que de alguna manera pudiera salvar la nación de los asirios. Cuando Uzías murió, sin embargo, gobernantes impíos lo sucedieron. Durante esta crisis de liderazgo, Dios le dio a Isaías la visión que lanzó su ministerio y lo guió durante los siguientes cuarenta años (</w:t>
       </w:r>
-      <w:hyperlink r:id="rId14">
-        <w:r>
-          <w:rPr>
-            <w:lang w:val="es_ES" w:bidi="es_ES"/>
-          </w:rPr>
-          <w:rPr>
-            <w:color w:val="0000EE"/>
-            <w:u w:val="single"/>
-          </w:rPr>
-          <w:t>Is 6</w:t>
-        </w:r>
-      </w:hyperlink>
+      <w:r>
+        <w:rPr>
+          <w:lang w:val="es_ES" w:bidi="es_ES"/>
+        </w:rPr>
+        <w:t>Is 6</w:t>
+      </w:r>
       <w:r>
         <w:rPr>
           <w:lang w:val="es_ES" w:bidi="es_ES"/>
@@ -336,54 +324,36 @@
         </w:rPr>
         <w:t>Desafortunadamente, el mensaje central de Isaías no siempre fue escuchado. Alrededor del 734 a.C., Israel formó una coalición con Siria para enfrentarse a Asiria. Cuando el rey Acaz de Judá se negó a unirse a esta alianza, Israel y Siria atacaron a Judá para obligar a Acaz a unirse a ellos. Frente a esta crisis, Acaz insensatamente llamó a los asirios para que lo rescataran (</w:t>
       </w:r>
-      <w:hyperlink r:id="rId15">
-        <w:r>
-          <w:rPr>
-            <w:lang w:val="es_ES" w:bidi="es_ES"/>
-          </w:rPr>
-          <w:rPr>
-            <w:color w:val="0000EE"/>
-            <w:u w:val="single"/>
-          </w:rPr>
-          <w:t>2 Cro 28:16–21</w:t>
-        </w:r>
-      </w:hyperlink>
+      <w:r>
+        <w:rPr>
+          <w:lang w:val="es_ES" w:bidi="es_ES"/>
+        </w:rPr>
+        <w:t>2 Cro 28:16–21</w:t>
+      </w:r>
       <w:r>
         <w:rPr>
           <w:lang w:val="es_ES" w:bidi="es_ES"/>
         </w:rPr>
         <w:t>) en lugar de confiar en Dios (</w:t>
       </w:r>
-      <w:hyperlink r:id="rId16">
-        <w:r>
-          <w:rPr>
-            <w:lang w:val="es_ES" w:bidi="es_ES"/>
-          </w:rPr>
-          <w:rPr>
-            <w:color w:val="0000EE"/>
-            <w:u w:val="single"/>
-          </w:rPr>
-          <w:t>Is 7:1–12</w:t>
-        </w:r>
-      </w:hyperlink>
+      <w:r>
+        <w:rPr>
+          <w:lang w:val="es_ES" w:bidi="es_ES"/>
+        </w:rPr>
+        <w:t>Is 7:1–12</w:t>
+      </w:r>
       <w:r>
         <w:rPr>
           <w:lang w:val="es_ES" w:bidi="es_ES"/>
         </w:rPr>
         <w:t>). Aunque el rey de Asiria derrotó a Siria e Israel, también subyugó a Judá y le impuso una gran carga de impuestos. Solo unos pocos años después (722 a.C.), Asiria derrotó nuevamente al reino de Israel y envió a la mayoría de su gente al exilio (</w:t>
       </w:r>
-      <w:hyperlink r:id="rId17">
-        <w:r>
-          <w:rPr>
-            <w:lang w:val="es_ES" w:bidi="es_ES"/>
-          </w:rPr>
-          <w:rPr>
-            <w:color w:val="0000EE"/>
-            <w:u w:val="single"/>
-          </w:rPr>
-          <w:t>2 Re 17:5–18</w:t>
-        </w:r>
-      </w:hyperlink>
+      <w:r>
+        <w:rPr>
+          <w:lang w:val="es_ES" w:bidi="es_ES"/>
+        </w:rPr>
+        <w:t>2 Re 17:5–18</w:t>
+      </w:r>
       <w:r>
         <w:rPr>
           <w:lang w:val="es_ES" w:bidi="es_ES"/>
@@ -404,18 +374,12 @@
         </w:rPr>
         <w:t>En 701 a.C., durante el reinado del rey Ezequías, Asiria invadió nuevamente Judá. Esta vez, Judá confió en la fidelidad de Dios, y como prometido, Dios rescató a la nación del ejército asirio (</w:t>
       </w:r>
-      <w:hyperlink r:id="rId18">
-        <w:r>
-          <w:rPr>
-            <w:lang w:val="es_ES" w:bidi="es_ES"/>
-          </w:rPr>
-          <w:rPr>
-            <w:color w:val="0000EE"/>
-            <w:u w:val="single"/>
-          </w:rPr>
-          <w:t>37:21–36</w:t>
-        </w:r>
-      </w:hyperlink>
+      <w:r>
+        <w:rPr>
+          <w:lang w:val="es_ES" w:bidi="es_ES"/>
+        </w:rPr>
+        <w:t>37:21–36</w:t>
+      </w:r>
       <w:r>
         <w:rPr>
           <w:lang w:val="es_ES" w:bidi="es_ES"/>
@@ -450,18 +414,12 @@
         </w:rPr>
         <w:t xml:space="preserve">Al regresar del exilio (538 a.C.; ver </w:t>
       </w:r>
-      <w:hyperlink r:id="rId19">
-        <w:r>
-          <w:rPr>
-            <w:lang w:val="es_ES" w:bidi="es_ES"/>
-          </w:rPr>
-          <w:rPr>
-            <w:color w:val="0000EE"/>
-            <w:u w:val="single"/>
-          </w:rPr>
-          <w:t>Esd 1:1–4</w:t>
-        </w:r>
-      </w:hyperlink>
+      <w:r>
+        <w:rPr>
+          <w:lang w:val="es_ES" w:bidi="es_ES"/>
+        </w:rPr>
+        <w:t>Esd 1:1–4</w:t>
+      </w:r>
       <w:r>
         <w:rPr>
           <w:lang w:val="es_ES" w:bidi="es_ES"/>
@@ -487,126 +445,84 @@
           <w:lang w:val="es_ES" w:bidi="es_ES"/>
         </w:rPr>
       </w:r>
-      <w:hyperlink r:id="rId20">
-        <w:r>
-          <w:rPr>
-            <w:lang w:val="es_ES" w:bidi="es_ES"/>
-          </w:rPr>
-          <w:rPr>
-            <w:color w:val="0000EE"/>
-            <w:u w:val="single"/>
-          </w:rPr>
-          <w:t>Isaías 1–39</w:t>
-        </w:r>
-      </w:hyperlink>
+      <w:r>
+        <w:rPr>
+          <w:lang w:val="es_ES" w:bidi="es_ES"/>
+        </w:rPr>
+        <w:t>Isaías 1–39</w:t>
+      </w:r>
       <w:r>
         <w:rPr>
           <w:lang w:val="es_ES" w:bidi="es_ES"/>
         </w:rPr>
         <w:t xml:space="preserve"> cubre el período desde la muerte de Uzías (740 a.C.) hasta 701 a.C. La introducción (</w:t>
       </w:r>
-      <w:hyperlink r:id="rId21">
-        <w:r>
-          <w:rPr>
-            <w:lang w:val="es_ES" w:bidi="es_ES"/>
-          </w:rPr>
-          <w:rPr>
-            <w:color w:val="0000EE"/>
-            <w:u w:val="single"/>
-          </w:rPr>
-          <w:t>caps. 1–5</w:t>
-        </w:r>
-      </w:hyperlink>
+      <w:r>
+        <w:rPr>
+          <w:lang w:val="es_ES" w:bidi="es_ES"/>
+        </w:rPr>
+        <w:t>caps. 1–5</w:t>
+      </w:r>
       <w:r>
         <w:rPr>
           <w:lang w:val="es_ES" w:bidi="es_ES"/>
         </w:rPr>
         <w:t xml:space="preserve">) contrasta el estado actual de pecado e injusticia de Judá con la existencia bendita de la presencia de Dios a la que originalmente habían sido llamados. Esta comparación plantea una pregunta: ¿Cómo puede la actual corrupción llegar a transformarse en gloria, pureza y fecundidad? El profeta responde en </w:t>
       </w:r>
-      <w:hyperlink r:id="rId14">
-        <w:r>
-          <w:rPr>
-            <w:lang w:val="es_ES" w:bidi="es_ES"/>
-          </w:rPr>
-          <w:rPr>
-            <w:color w:val="0000EE"/>
-            <w:u w:val="single"/>
-          </w:rPr>
-          <w:t>el capítulo 6</w:t>
-        </w:r>
-      </w:hyperlink>
+      <w:r>
+        <w:rPr>
+          <w:lang w:val="es_ES" w:bidi="es_ES"/>
+        </w:rPr>
+        <w:t>el capítulo 6</w:t>
+      </w:r>
       <w:r>
         <w:rPr>
           <w:lang w:val="es_ES" w:bidi="es_ES"/>
         </w:rPr>
         <w:t xml:space="preserve">, mientras relata su propia renovación y llamado como un ejemplo de cómo podría ocurrir un cambio a nivel nacional. Sin embargo, si Judá quería experimentar tal renovación, necesitaría apartarse de sus caminos pecaminosos y aprender a confiar en Dios. A lo largo de </w:t>
       </w:r>
-      <w:hyperlink r:id="rId22">
-        <w:r>
-          <w:rPr>
-            <w:lang w:val="es_ES" w:bidi="es_ES"/>
-          </w:rPr>
-          <w:rPr>
-            <w:color w:val="0000EE"/>
-            <w:u w:val="single"/>
-          </w:rPr>
-          <w:t>los capítulos 13–35</w:t>
-        </w:r>
-      </w:hyperlink>
+      <w:r>
+        <w:rPr>
+          <w:lang w:val="es_ES" w:bidi="es_ES"/>
+        </w:rPr>
+        <w:t>los capítulos 13–35</w:t>
+      </w:r>
       <w:r>
         <w:rPr>
           <w:lang w:val="es_ES" w:bidi="es_ES"/>
         </w:rPr>
         <w:t xml:space="preserve">, el profeta utiliza una variedad de formas literarias y situaciones de la vida para confirmar que Dios es el único verdaderamente confiable; confiar en cualquiera de las naciones circundantes en lugar de Dios representa una extrema estupidez. Isaías enmarca este mensaje con dos relatos históricos de experiencias con Asiria: la experiencia del rey Acaz en </w:t>
       </w:r>
-      <w:hyperlink r:id="rId23">
-        <w:r>
-          <w:rPr>
-            <w:lang w:val="es_ES" w:bidi="es_ES"/>
-          </w:rPr>
-          <w:rPr>
-            <w:color w:val="0000EE"/>
-            <w:u w:val="single"/>
-          </w:rPr>
-          <w:t>los capítulos 7–12</w:t>
-        </w:r>
-      </w:hyperlink>
+      <w:r>
+        <w:rPr>
+          <w:lang w:val="es_ES" w:bidi="es_ES"/>
+        </w:rPr>
+        <w:t>los capítulos 7–12</w:t>
+      </w:r>
       <w:r>
         <w:rPr>
           <w:lang w:val="es_ES" w:bidi="es_ES"/>
         </w:rPr>
         <w:t xml:space="preserve">, y la del rey Ezequías en </w:t>
       </w:r>
-      <w:hyperlink r:id="rId24">
-        <w:r>
-          <w:rPr>
-            <w:lang w:val="es_ES" w:bidi="es_ES"/>
-          </w:rPr>
-          <w:rPr>
-            <w:color w:val="0000EE"/>
-            <w:u w:val="single"/>
-          </w:rPr>
-          <w:t>los capítulos 36–39</w:t>
-        </w:r>
-      </w:hyperlink>
+      <w:r>
+        <w:rPr>
+          <w:lang w:val="es_ES" w:bidi="es_ES"/>
+        </w:rPr>
+        <w:t>los capítulos 36–39</w:t>
+      </w:r>
       <w:r>
         <w:rPr>
           <w:lang w:val="es_ES" w:bidi="es_ES"/>
         </w:rPr>
         <w:t>. Cuando Acaz no confió en Dios, resultó en un desastre. En cambio, su hijo Ezequías confió en Dios, y ocurrió un gran rescate. Ezequías, sin embargo, también tuvo momentos de debilidad (</w:t>
       </w:r>
-      <w:hyperlink r:id="rId25">
-        <w:r>
-          <w:rPr>
-            <w:lang w:val="es_ES" w:bidi="es_ES"/>
-          </w:rPr>
-          <w:rPr>
-            <w:color w:val="0000EE"/>
-            <w:u w:val="single"/>
-          </w:rPr>
-          <w:t>cap 39</w:t>
-        </w:r>
-      </w:hyperlink>
+      <w:r>
+        <w:rPr>
+          <w:lang w:val="es_ES" w:bidi="es_ES"/>
+        </w:rPr>
+        <w:t>cap 39</w:t>
+      </w:r>
       <w:r>
         <w:rPr>
           <w:lang w:val="es_ES" w:bidi="es_ES"/>
@@ -621,54 +537,36 @@
           <w:lang w:val="es_ES" w:bidi="es_ES"/>
         </w:rPr>
       </w:r>
-      <w:hyperlink r:id="rId26">
-        <w:r>
-          <w:rPr>
-            <w:lang w:val="es_ES" w:bidi="es_ES"/>
-          </w:rPr>
-          <w:rPr>
-            <w:color w:val="0000EE"/>
-            <w:u w:val="single"/>
-          </w:rPr>
-          <w:t>Isaías 40–55</w:t>
-        </w:r>
-      </w:hyperlink>
+      <w:r>
+        <w:rPr>
+          <w:lang w:val="es_ES" w:bidi="es_ES"/>
+        </w:rPr>
+        <w:t>Isaías 40–55</w:t>
+      </w:r>
       <w:r>
         <w:rPr>
           <w:lang w:val="es_ES" w:bidi="es_ES"/>
         </w:rPr>
         <w:t xml:space="preserve"> aborda las preguntas que surgirían durante el exilio de Judá a Babilonia en 586 a.C. ¿Significa el Exilio que Dios fue derrotado, ya sea por los babilonios o por el pecado de Judá? ¿Se ha frustrado el propósito de Dios para Judá, y él es impotente para hacer algo al respecto? En </w:t>
       </w:r>
-      <w:hyperlink r:id="rId27">
-        <w:r>
-          <w:rPr>
-            <w:lang w:val="es_ES" w:bidi="es_ES"/>
-          </w:rPr>
-          <w:rPr>
-            <w:color w:val="0000EE"/>
-            <w:u w:val="single"/>
-          </w:rPr>
-          <w:t>los capítulos 40–48</w:t>
-        </w:r>
-      </w:hyperlink>
+      <w:r>
+        <w:rPr>
+          <w:lang w:val="es_ES" w:bidi="es_ES"/>
+        </w:rPr>
+        <w:t>los capítulos 40–48</w:t>
+      </w:r>
       <w:r>
         <w:rPr>
           <w:lang w:val="es_ES" w:bidi="es_ES"/>
         </w:rPr>
         <w:t xml:space="preserve">, Isaías muestra que Dios es infinitamente superior a cualquier ídolo-dios, y su pueblo será la prueba de esto cuando Dios los rescate de las manos impotentes de Babilonia. En </w:t>
       </w:r>
-      <w:hyperlink r:id="rId28">
-        <w:r>
-          <w:rPr>
-            <w:lang w:val="es_ES" w:bidi="es_ES"/>
-          </w:rPr>
-          <w:rPr>
-            <w:color w:val="0000EE"/>
-            <w:u w:val="single"/>
-          </w:rPr>
-          <w:t>los capítulos 49–55</w:t>
-        </w:r>
-      </w:hyperlink>
+      <w:r>
+        <w:rPr>
+          <w:lang w:val="es_ES" w:bidi="es_ES"/>
+        </w:rPr>
+        <w:t>los capítulos 49–55</w:t>
+      </w:r>
       <w:r>
         <w:rPr>
           <w:lang w:val="es_ES" w:bidi="es_ES"/>
@@ -683,18 +581,12 @@
           <w:lang w:val="es_ES" w:bidi="es_ES"/>
         </w:rPr>
       </w:r>
-      <w:hyperlink r:id="rId29">
-        <w:r>
-          <w:rPr>
-            <w:lang w:val="es_ES" w:bidi="es_ES"/>
-          </w:rPr>
-          <w:rPr>
-            <w:color w:val="0000EE"/>
-            <w:u w:val="single"/>
-          </w:rPr>
-          <w:t>Isaías 56–66</w:t>
-        </w:r>
-      </w:hyperlink>
+      <w:r>
+        <w:rPr>
+          <w:lang w:val="es_ES" w:bidi="es_ES"/>
+        </w:rPr>
+        <w:t>Isaías 56–66</w:t>
+      </w:r>
       <w:r>
         <w:rPr>
           <w:lang w:val="es_ES" w:bidi="es_ES"/>
@@ -726,90 +618,60 @@
         </w:rPr>
         <w:t xml:space="preserve">El libro de Isaías aborda tres situaciones históricas diferentes, dos de ellas más allá de la propia vida del profeta. Como resultado, muchos eruditos han argumentado que el profeta Isaías no pudo haber escrito todo el libro; esta opinión ha prevalecido desde mediados de la década de 1800. Sin embargo, si la inspiración de Dios es una realidad, la profecía predictiva es una posibilidad real, por lo que no presenta ningún problema que partes del libro aborden lo que estaba en el futuro para Isaías. Además, el libro muestra una notable unidad literaria. Cuando Jesús y los autores del Nuevo Testamento citan del libro de Isaías, consistentemente afirman que se refieren a lo que dijo el profeta Isaías (ver, por ejemplo, </w:t>
       </w:r>
-      <w:hyperlink r:id="rId30">
-        <w:r>
-          <w:rPr>
-            <w:lang w:val="es_ES" w:bidi="es_ES"/>
-          </w:rPr>
-          <w:rPr>
-            <w:color w:val="0000EE"/>
-            <w:u w:val="single"/>
-          </w:rPr>
-          <w:t>Mt 8:17,</w:t>
-        </w:r>
-      </w:hyperlink>
+      <w:r>
+        <w:rPr>
+          <w:lang w:val="es_ES" w:bidi="es_ES"/>
+        </w:rPr>
+        <w:t>Mt 8:17,</w:t>
+      </w:r>
       <w:r>
         <w:rPr>
           <w:lang w:val="es_ES" w:bidi="es_ES"/>
         </w:rPr>
         <w:t xml:space="preserve"> </w:t>
       </w:r>
-      <w:hyperlink r:id="rId31">
-        <w:r>
-          <w:rPr>
-            <w:lang w:val="es_ES" w:bidi="es_ES"/>
-          </w:rPr>
-          <w:rPr>
-            <w:color w:val="0000EE"/>
-            <w:u w:val="single"/>
-          </w:rPr>
-          <w:t>12:17–21</w:t>
-        </w:r>
-      </w:hyperlink>
+      <w:r>
+        <w:rPr>
+          <w:lang w:val="es_ES" w:bidi="es_ES"/>
+        </w:rPr>
+        <w:t>12:17–21</w:t>
+      </w:r>
       <w:r>
         <w:rPr>
           <w:lang w:val="es_ES" w:bidi="es_ES"/>
         </w:rPr>
         <w:t xml:space="preserve">, </w:t>
       </w:r>
-      <w:hyperlink r:id="rId32">
-        <w:r>
-          <w:rPr>
-            <w:lang w:val="es_ES" w:bidi="es_ES"/>
-          </w:rPr>
-          <w:rPr>
-            <w:color w:val="0000EE"/>
-            <w:u w:val="single"/>
-          </w:rPr>
-          <w:t>Lc 3:4–6,</w:t>
-        </w:r>
-      </w:hyperlink>
+      <w:r>
+        <w:rPr>
+          <w:lang w:val="es_ES" w:bidi="es_ES"/>
+        </w:rPr>
+        <w:t>Lc 3:4–6,</w:t>
+      </w:r>
       <w:r>
         <w:rPr>
           <w:lang w:val="es_ES" w:bidi="es_ES"/>
         </w:rPr>
         <w:t xml:space="preserve"> </w:t>
       </w:r>
-      <w:hyperlink r:id="rId33">
-        <w:r>
-          <w:rPr>
-            <w:lang w:val="es_ES" w:bidi="es_ES"/>
-          </w:rPr>
-          <w:rPr>
-            <w:color w:val="0000EE"/>
-            <w:u w:val="single"/>
-          </w:rPr>
-          <w:t>Hc 8:28–35,</w:t>
-        </w:r>
-      </w:hyperlink>
+      <w:r>
+        <w:rPr>
+          <w:lang w:val="es_ES" w:bidi="es_ES"/>
+        </w:rPr>
+        <w:t>Hc 8:28–35,</w:t>
+      </w:r>
       <w:r>
         <w:rPr>
           <w:lang w:val="es_ES" w:bidi="es_ES"/>
         </w:rPr>
         <w:t xml:space="preserve"> </w:t>
       </w:r>
-      <w:hyperlink r:id="rId34">
-        <w:r>
-          <w:rPr>
-            <w:lang w:val="es_ES" w:bidi="es_ES"/>
-          </w:rPr>
-          <w:rPr>
-            <w:color w:val="0000EE"/>
-            <w:u w:val="single"/>
-          </w:rPr>
-          <w:t>Ro 10:16</w:t>
-        </w:r>
-      </w:hyperlink>
+      <w:r>
+        <w:rPr>
+          <w:lang w:val="es_ES" w:bidi="es_ES"/>
+        </w:rPr>
+        <w:t>Ro 10:16</w:t>
+      </w:r>
       <w:r>
         <w:rPr>
           <w:lang w:val="es_ES" w:bidi="es_ES"/>
@@ -841,72 +703,48 @@
         </w:rPr>
         <w:t xml:space="preserve">Parece probable por las referencias históricas en </w:t>
       </w:r>
-      <w:hyperlink r:id="rId35">
-        <w:r>
-          <w:rPr>
-            <w:lang w:val="es_ES" w:bidi="es_ES"/>
-          </w:rPr>
-          <w:rPr>
-            <w:color w:val="0000EE"/>
-            <w:u w:val="single"/>
-          </w:rPr>
-          <w:t>capítulos 6–39</w:t>
-        </w:r>
-      </w:hyperlink>
+      <w:r>
+        <w:rPr>
+          <w:lang w:val="es_ES" w:bidi="es_ES"/>
+        </w:rPr>
+        <w:t>capítulos 6–39</w:t>
+      </w:r>
       <w:r>
         <w:rPr>
           <w:lang w:val="es_ES" w:bidi="es_ES"/>
         </w:rPr>
         <w:t xml:space="preserve"> que estos materiales fueron registrados en varios momentos a lo largo de los treinta y ocho años entre la muerte de Uzías en 740 a.C. y la retirada de Senaquerib de Jerusalén en 701 a.C. Debido al estilo lírico más simple, meditativo y reflexivo de </w:t>
       </w:r>
-      <w:hyperlink r:id="rId36">
-        <w:r>
-          <w:rPr>
-            <w:lang w:val="es_ES" w:bidi="es_ES"/>
-          </w:rPr>
-          <w:rPr>
-            <w:color w:val="0000EE"/>
-            <w:u w:val="single"/>
-          </w:rPr>
-          <w:t>los capítulos 40–66</w:t>
-        </w:r>
-      </w:hyperlink>
+      <w:r>
+        <w:rPr>
+          <w:lang w:val="es_ES" w:bidi="es_ES"/>
+        </w:rPr>
+        <w:t>los capítulos 40–66</w:t>
+      </w:r>
       <w:r>
         <w:rPr>
           <w:lang w:val="es_ES" w:bidi="es_ES"/>
         </w:rPr>
         <w:t xml:space="preserve">, parece probable que transcurriera un período de tiempo entre el 701 a.C. y la escritura de estos capítulos. No sabemos cuándo murió Isaías, pero la tradición sitúa su muerte durante el período del reinado en solitario de Manasés (686–642 a.C.). Es así posible que hayan transcurrido más de quince años entre la escritura de </w:t>
       </w:r>
-      <w:hyperlink r:id="rId20">
-        <w:r>
-          <w:rPr>
-            <w:lang w:val="es_ES" w:bidi="es_ES"/>
-          </w:rPr>
-          <w:rPr>
-            <w:color w:val="0000EE"/>
-            <w:u w:val="single"/>
-          </w:rPr>
-          <w:t>los capítulos 1–39</w:t>
-        </w:r>
-      </w:hyperlink>
+      <w:r>
+        <w:rPr>
+          <w:lang w:val="es_ES" w:bidi="es_ES"/>
+        </w:rPr>
+        <w:t>los capítulos 1–39</w:t>
+      </w:r>
       <w:r>
         <w:rPr>
           <w:lang w:val="es_ES" w:bidi="es_ES"/>
         </w:rPr>
         <w:t xml:space="preserve"> y la escritura de </w:t>
       </w:r>
-      <w:hyperlink r:id="rId36">
-        <w:r>
-          <w:rPr>
-            <w:lang w:val="es_ES" w:bidi="es_ES"/>
-          </w:rPr>
-          <w:rPr>
-            <w:color w:val="0000EE"/>
-            <w:u w:val="single"/>
-          </w:rPr>
-          <w:t>los capítulos 40–66</w:t>
-        </w:r>
-      </w:hyperlink>
+      <w:r>
+        <w:rPr>
+          <w:lang w:val="es_ES" w:bidi="es_ES"/>
+        </w:rPr>
+        <w:t>los capítulos 40–66</w:t>
+      </w:r>
       <w:r>
         <w:rPr>
           <w:lang w:val="es_ES" w:bidi="es_ES"/>
@@ -956,18 +794,12 @@
         </w:rPr>
         <w:t>discursos de juicio que advierten a Israel que Dios los castigará por sus pecados (</w:t>
       </w:r>
-      <w:hyperlink r:id="rId37">
-        <w:r>
-          <w:rPr>
-            <w:lang w:val="es_ES" w:bidi="es_ES"/>
-          </w:rPr>
-          <w:rPr>
-            <w:color w:val="0000EE"/>
-            <w:u w:val="single"/>
-          </w:rPr>
-          <w:t>9:8–21</w:t>
-        </w:r>
-      </w:hyperlink>
+      <w:r>
+        <w:rPr>
+          <w:lang w:val="es_ES" w:bidi="es_ES"/>
+        </w:rPr>
+        <w:t>9:8–21</w:t>
+      </w:r>
       <w:r>
         <w:rPr>
           <w:lang w:val="es_ES" w:bidi="es_ES"/>
@@ -992,54 +824,36 @@
         </w:rPr>
         <w:t>profecías de infortunio que lamentan la muerte inminente de la nación (</w:t>
       </w:r>
-      <w:hyperlink r:id="rId38">
-        <w:r>
-          <w:rPr>
-            <w:lang w:val="es_ES" w:bidi="es_ES"/>
-          </w:rPr>
-          <w:rPr>
-            <w:color w:val="0000EE"/>
-            <w:u w:val="single"/>
-          </w:rPr>
-          <w:t>5:8–30,</w:t>
-        </w:r>
-      </w:hyperlink>
+      <w:r>
+        <w:rPr>
+          <w:lang w:val="es_ES" w:bidi="es_ES"/>
+        </w:rPr>
+        <w:t>5:8–30,</w:t>
+      </w:r>
       <w:r>
         <w:rPr>
           <w:lang w:val="es_ES" w:bidi="es_ES"/>
         </w:rPr>
         <w:t xml:space="preserve"> </w:t>
       </w:r>
-      <w:hyperlink r:id="rId39">
-        <w:r>
-          <w:rPr>
-            <w:lang w:val="es_ES" w:bidi="es_ES"/>
-          </w:rPr>
-          <w:rPr>
-            <w:color w:val="0000EE"/>
-            <w:u w:val="single"/>
-          </w:rPr>
-          <w:t>29:1–12,</w:t>
-        </w:r>
-      </w:hyperlink>
+      <w:r>
+        <w:rPr>
+          <w:lang w:val="es_ES" w:bidi="es_ES"/>
+        </w:rPr>
+        <w:t>29:1–12,</w:t>
+      </w:r>
       <w:r>
         <w:rPr>
           <w:lang w:val="es_ES" w:bidi="es_ES"/>
         </w:rPr>
         <w:t xml:space="preserve"> </w:t>
       </w:r>
-      <w:hyperlink r:id="rId40">
-        <w:r>
-          <w:rPr>
-            <w:lang w:val="es_ES" w:bidi="es_ES"/>
-          </w:rPr>
-          <w:rPr>
-            <w:color w:val="0000EE"/>
-            <w:u w:val="single"/>
-          </w:rPr>
-          <w:t>31:1–9</w:t>
-        </w:r>
-      </w:hyperlink>
+      <w:r>
+        <w:rPr>
+          <w:lang w:val="es_ES" w:bidi="es_ES"/>
+        </w:rPr>
+        <w:t>31:1–9</w:t>
+      </w:r>
       <w:r>
         <w:rPr>
           <w:lang w:val="es_ES" w:bidi="es_ES"/>
@@ -1064,36 +878,24 @@
         </w:rPr>
         <w:t>parábolas que enseñan por analogía (</w:t>
       </w:r>
-      <w:hyperlink r:id="rId41">
-        <w:r>
-          <w:rPr>
-            <w:lang w:val="es_ES" w:bidi="es_ES"/>
-          </w:rPr>
-          <w:rPr>
-            <w:color w:val="0000EE"/>
-            <w:u w:val="single"/>
-          </w:rPr>
-          <w:t>5:1–8,</w:t>
-        </w:r>
-      </w:hyperlink>
+      <w:r>
+        <w:rPr>
+          <w:lang w:val="es_ES" w:bidi="es_ES"/>
+        </w:rPr>
+        <w:t>5:1–8,</w:t>
+      </w:r>
       <w:r>
         <w:rPr>
           <w:lang w:val="es_ES" w:bidi="es_ES"/>
         </w:rPr>
         <w:t xml:space="preserve"> </w:t>
       </w:r>
-      <w:hyperlink r:id="rId42">
-        <w:r>
-          <w:rPr>
-            <w:lang w:val="es_ES" w:bidi="es_ES"/>
-          </w:rPr>
-          <w:rPr>
-            <w:color w:val="0000EE"/>
-            <w:u w:val="single"/>
-          </w:rPr>
-          <w:t>27:2–6</w:t>
-        </w:r>
-      </w:hyperlink>
+      <w:r>
+        <w:rPr>
+          <w:lang w:val="es_ES" w:bidi="es_ES"/>
+        </w:rPr>
+        <w:t>27:2–6</w:t>
+      </w:r>
       <w:r>
         <w:rPr>
           <w:lang w:val="es_ES" w:bidi="es_ES"/>
@@ -1118,18 +920,12 @@
         </w:rPr>
         <w:t>discursos de juicio para probar un caso (</w:t>
       </w:r>
-      <w:hyperlink r:id="rId43">
-        <w:r>
-          <w:rPr>
-            <w:lang w:val="es_ES" w:bidi="es_ES"/>
-          </w:rPr>
-          <w:rPr>
-            <w:color w:val="0000EE"/>
-            <w:u w:val="single"/>
-          </w:rPr>
-          <w:t>41:21–29</w:t>
-        </w:r>
-      </w:hyperlink>
+      <w:r>
+        <w:rPr>
+          <w:lang w:val="es_ES" w:bidi="es_ES"/>
+        </w:rPr>
+        <w:t>41:21–29</w:t>
+      </w:r>
       <w:r>
         <w:rPr>
           <w:lang w:val="es_ES" w:bidi="es_ES"/>
@@ -1154,54 +950,36 @@
         </w:rPr>
         <w:t>profecías de salvación con esperanza para el futuro (</w:t>
       </w:r>
-      <w:hyperlink r:id="rId44">
-        <w:r>
-          <w:rPr>
-            <w:lang w:val="es_ES" w:bidi="es_ES"/>
-          </w:rPr>
-          <w:rPr>
-            <w:color w:val="0000EE"/>
-            <w:u w:val="single"/>
-          </w:rPr>
-          <w:t>2:1–5,</w:t>
-        </w:r>
-      </w:hyperlink>
+      <w:r>
+        <w:rPr>
+          <w:lang w:val="es_ES" w:bidi="es_ES"/>
+        </w:rPr>
+        <w:t>2:1–5,</w:t>
+      </w:r>
       <w:r>
         <w:rPr>
           <w:lang w:val="es_ES" w:bidi="es_ES"/>
         </w:rPr>
         <w:t xml:space="preserve"> </w:t>
       </w:r>
-      <w:hyperlink r:id="rId45">
-        <w:r>
-          <w:rPr>
-            <w:lang w:val="es_ES" w:bidi="es_ES"/>
-          </w:rPr>
-          <w:rPr>
-            <w:color w:val="0000EE"/>
-            <w:u w:val="single"/>
-          </w:rPr>
-          <w:t>32:1–20,</w:t>
-        </w:r>
-      </w:hyperlink>
+      <w:r>
+        <w:rPr>
+          <w:lang w:val="es_ES" w:bidi="es_ES"/>
+        </w:rPr>
+        <w:t>32:1–20,</w:t>
+      </w:r>
       <w:r>
         <w:rPr>
           <w:lang w:val="es_ES" w:bidi="es_ES"/>
         </w:rPr>
         <w:t xml:space="preserve"> </w:t>
       </w:r>
-      <w:hyperlink r:id="rId46">
-        <w:r>
-          <w:rPr>
-            <w:lang w:val="es_ES" w:bidi="es_ES"/>
-          </w:rPr>
-          <w:rPr>
-            <w:color w:val="0000EE"/>
-            <w:u w:val="single"/>
-          </w:rPr>
-          <w:t>60:1–22</w:t>
-        </w:r>
-      </w:hyperlink>
+      <w:r>
+        <w:rPr>
+          <w:lang w:val="es_ES" w:bidi="es_ES"/>
+        </w:rPr>
+        <w:t>60:1–22</w:t>
+      </w:r>
       <w:r>
         <w:rPr>
           <w:lang w:val="es_ES" w:bidi="es_ES"/>
@@ -1226,36 +1004,24 @@
         </w:rPr>
         <w:t>himnos de alabanza a Dios por su fidelidad (</w:t>
       </w:r>
-      <w:hyperlink r:id="rId47">
-        <w:r>
-          <w:rPr>
-            <w:lang w:val="es_ES" w:bidi="es_ES"/>
-          </w:rPr>
-          <w:rPr>
-            <w:color w:val="0000EE"/>
-            <w:u w:val="single"/>
-          </w:rPr>
-          <w:t>12:1–6,</w:t>
-        </w:r>
-      </w:hyperlink>
+      <w:r>
+        <w:rPr>
+          <w:lang w:val="es_ES" w:bidi="es_ES"/>
+        </w:rPr>
+        <w:t>12:1–6,</w:t>
+      </w:r>
       <w:r>
         <w:rPr>
           <w:lang w:val="es_ES" w:bidi="es_ES"/>
         </w:rPr>
         <w:t xml:space="preserve"> </w:t>
       </w:r>
-      <w:hyperlink r:id="rId48">
-        <w:r>
-          <w:rPr>
-            <w:lang w:val="es_ES" w:bidi="es_ES"/>
-          </w:rPr>
-          <w:rPr>
-            <w:color w:val="0000EE"/>
-            <w:u w:val="single"/>
-          </w:rPr>
-          <w:t>26:1–6</w:t>
-        </w:r>
-      </w:hyperlink>
+      <w:r>
+        <w:rPr>
+          <w:lang w:val="es_ES" w:bidi="es_ES"/>
+        </w:rPr>
+        <w:t>26:1–6</w:t>
+      </w:r>
       <w:r>
         <w:rPr>
           <w:lang w:val="es_ES" w:bidi="es_ES"/>
@@ -1280,36 +1046,24 @@
         </w:rPr>
         <w:t>profecías contra naciones extranjeras (</w:t>
       </w:r>
-      <w:hyperlink r:id="rId49">
-        <w:r>
-          <w:rPr>
-            <w:lang w:val="es_ES" w:bidi="es_ES"/>
-          </w:rPr>
-          <w:rPr>
-            <w:color w:val="0000EE"/>
-            <w:u w:val="single"/>
-          </w:rPr>
-          <w:t>15:1–16:14,</w:t>
-        </w:r>
-      </w:hyperlink>
+      <w:r>
+        <w:rPr>
+          <w:lang w:val="es_ES" w:bidi="es_ES"/>
+        </w:rPr>
+        <w:t>15:1–16:14,</w:t>
+      </w:r>
       <w:r>
         <w:rPr>
           <w:lang w:val="es_ES" w:bidi="es_ES"/>
         </w:rPr>
         <w:t xml:space="preserve"> </w:t>
       </w:r>
-      <w:hyperlink r:id="rId50">
-        <w:r>
-          <w:rPr>
-            <w:lang w:val="es_ES" w:bidi="es_ES"/>
-          </w:rPr>
-          <w:rPr>
-            <w:color w:val="0000EE"/>
-            <w:u w:val="single"/>
-          </w:rPr>
-          <w:t>23:1–18</w:t>
-        </w:r>
-      </w:hyperlink>
+      <w:r>
+        <w:rPr>
+          <w:lang w:val="es_ES" w:bidi="es_ES"/>
+        </w:rPr>
+        <w:t>23:1–18</w:t>
+      </w:r>
       <w:r>
         <w:rPr>
           <w:lang w:val="es_ES" w:bidi="es_ES"/>
@@ -1334,36 +1088,24 @@
         </w:rPr>
         <w:t>profecías de un rey que vendría, el Mesías (</w:t>
       </w:r>
-      <w:hyperlink r:id="rId51">
-        <w:r>
-          <w:rPr>
-            <w:lang w:val="es_ES" w:bidi="es_ES"/>
-          </w:rPr>
-          <w:rPr>
-            <w:color w:val="0000EE"/>
-            <w:u w:val="single"/>
-          </w:rPr>
-          <w:t>9:1–7,</w:t>
-        </w:r>
-      </w:hyperlink>
+      <w:r>
+        <w:rPr>
+          <w:lang w:val="es_ES" w:bidi="es_ES"/>
+        </w:rPr>
+        <w:t>9:1–7,</w:t>
+      </w:r>
       <w:r>
         <w:rPr>
           <w:lang w:val="es_ES" w:bidi="es_ES"/>
         </w:rPr>
         <w:t xml:space="preserve"> </w:t>
       </w:r>
-      <w:hyperlink r:id="rId52">
-        <w:r>
-          <w:rPr>
-            <w:lang w:val="es_ES" w:bidi="es_ES"/>
-          </w:rPr>
-          <w:rPr>
-            <w:color w:val="0000EE"/>
-            <w:u w:val="single"/>
-          </w:rPr>
-          <w:t>11:1–9</w:t>
-        </w:r>
-      </w:hyperlink>
+      <w:r>
+        <w:rPr>
+          <w:lang w:val="es_ES" w:bidi="es_ES"/>
+        </w:rPr>
+        <w:t>11:1–9</w:t>
+      </w:r>
       <w:r>
         <w:rPr>
           <w:lang w:val="es_ES" w:bidi="es_ES"/>
@@ -1388,36 +1130,24 @@
         </w:rPr>
         <w:t>canciones de siervo sobre alguien que sufriría por los pecados de otros (</w:t>
       </w:r>
-      <w:hyperlink r:id="rId53">
-        <w:r>
-          <w:rPr>
-            <w:lang w:val="es_ES" w:bidi="es_ES"/>
-          </w:rPr>
-          <w:rPr>
-            <w:color w:val="0000EE"/>
-            <w:u w:val="single"/>
-          </w:rPr>
-          <w:t>42:1–9,</w:t>
-        </w:r>
-      </w:hyperlink>
+      <w:r>
+        <w:rPr>
+          <w:lang w:val="es_ES" w:bidi="es_ES"/>
+        </w:rPr>
+        <w:t>42:1–9,</w:t>
+      </w:r>
       <w:r>
         <w:rPr>
           <w:lang w:val="es_ES" w:bidi="es_ES"/>
         </w:rPr>
         <w:t xml:space="preserve"> </w:t>
       </w:r>
-      <w:hyperlink r:id="rId54">
-        <w:r>
-          <w:rPr>
-            <w:lang w:val="es_ES" w:bidi="es_ES"/>
-          </w:rPr>
-          <w:rPr>
-            <w:color w:val="0000EE"/>
-            <w:u w:val="single"/>
-          </w:rPr>
-          <w:t>52:13–53:12</w:t>
-        </w:r>
-      </w:hyperlink>
+      <w:r>
+        <w:rPr>
+          <w:lang w:val="es_ES" w:bidi="es_ES"/>
+        </w:rPr>
+        <w:t>52:13–53:12</w:t>
+      </w:r>
       <w:r>
         <w:rPr>
           <w:lang w:val="es_ES" w:bidi="es_ES"/>
@@ -1442,36 +1172,24 @@
         </w:rPr>
         <w:t>narrativas de eventos actuales (</w:t>
       </w:r>
-      <w:hyperlink r:id="rId55">
-        <w:r>
-          <w:rPr>
-            <w:lang w:val="es_ES" w:bidi="es_ES"/>
-          </w:rPr>
-          <w:rPr>
-            <w:color w:val="0000EE"/>
-            <w:u w:val="single"/>
-          </w:rPr>
-          <w:t>36:1–22,</w:t>
-        </w:r>
-      </w:hyperlink>
+      <w:r>
+        <w:rPr>
+          <w:lang w:val="es_ES" w:bidi="es_ES"/>
+        </w:rPr>
+        <w:t>36:1–22,</w:t>
+      </w:r>
       <w:r>
         <w:rPr>
           <w:lang w:val="es_ES" w:bidi="es_ES"/>
         </w:rPr>
         <w:t xml:space="preserve"> </w:t>
       </w:r>
-      <w:hyperlink r:id="rId25">
-        <w:r>
-          <w:rPr>
-            <w:lang w:val="es_ES" w:bidi="es_ES"/>
-          </w:rPr>
-          <w:rPr>
-            <w:color w:val="0000EE"/>
-            <w:u w:val="single"/>
-          </w:rPr>
-          <w:t>39:1–8</w:t>
-        </w:r>
-      </w:hyperlink>
+      <w:r>
+        <w:rPr>
+          <w:lang w:val="es_ES" w:bidi="es_ES"/>
+        </w:rPr>
+        <w:t>39:1–8</w:t>
+      </w:r>
       <w:r>
         <w:rPr>
           <w:lang w:val="es_ES" w:bidi="es_ES"/>
@@ -1516,36 +1234,24 @@
         </w:rPr>
         <w:t xml:space="preserve">(“Dios está con nosotros,” </w:t>
       </w:r>
-      <w:hyperlink r:id="rId56">
-        <w:r>
-          <w:rPr>
-            <w:lang w:val="es_ES" w:bidi="es_ES"/>
-          </w:rPr>
-          <w:rPr>
-            <w:color w:val="0000EE"/>
-            <w:u w:val="single"/>
-          </w:rPr>
-          <w:t>7:14</w:t>
-        </w:r>
-      </w:hyperlink>
+      <w:r>
+        <w:rPr>
+          <w:lang w:val="es_ES" w:bidi="es_ES"/>
+        </w:rPr>
+        <w:t>7:14</w:t>
+      </w:r>
       <w:r>
         <w:rPr>
           <w:lang w:val="es_ES" w:bidi="es_ES"/>
         </w:rPr>
         <w:t xml:space="preserve">). Por lo tanto, el Dios trascendente también es "inmanente" (cercano). La cercanía de Dios prepara a los lectores de Isaías para recibir a Dios "encarnado" (en la carne), Jesucristo, quien es verdaderamente el Emanuel (ver </w:t>
       </w:r>
-      <w:hyperlink r:id="rId57">
-        <w:r>
-          <w:rPr>
-            <w:lang w:val="es_ES" w:bidi="es_ES"/>
-          </w:rPr>
-          <w:rPr>
-            <w:color w:val="0000EE"/>
-            <w:u w:val="single"/>
-          </w:rPr>
-          <w:t>Mt 1:21–23</w:t>
-        </w:r>
-      </w:hyperlink>
+      <w:r>
+        <w:rPr>
+          <w:lang w:val="es_ES" w:bidi="es_ES"/>
+        </w:rPr>
+        <w:t>Mt 1:21–23</w:t>
+      </w:r>
       <w:r>
         <w:rPr>
           <w:lang w:val="es_ES" w:bidi="es_ES"/>
